--- a/templates/Surat Tugas HKI.docx
+++ b/templates/Surat Tugas HKI.docx
@@ -51,27 +51,7 @@
           <w:szCs w:val="24"/>
           <w:lang w:val="en-US"/>
         </w:rPr>
-        <w:t>&lt;&lt;</w:t>
-      </w:r>
-      <w:proofErr w:type="spellStart"/>
-      <w:r>
-        <w:rPr>
-          <w:rFonts w:ascii="Calibri" w:eastAsia="Calibri" w:hAnsi="Calibri" w:cs="Calibri"/>
-          <w:sz w:val="24"/>
-          <w:szCs w:val="24"/>
-          <w:lang w:val="en-US"/>
-        </w:rPr>
-        <w:t>No_Tanggal_Permohonan</w:t>
-      </w:r>
-      <w:proofErr w:type="spellEnd"/>
-      <w:r>
-        <w:rPr>
-          <w:rFonts w:ascii="Calibri" w:eastAsia="Calibri" w:hAnsi="Calibri" w:cs="Calibri"/>
-          <w:sz w:val="24"/>
-          <w:szCs w:val="24"/>
-          <w:lang w:val="en-US"/>
-        </w:rPr>
-        <w:t>&gt;&gt;</w:t>
+        <w:t>2026</w:t>
       </w:r>
     </w:p>
     <w:p>
@@ -1669,6 +1649,7 @@
   <w:style w:type="character" w:default="1" w:styleId="DefaultParagraphFont">
     <w:name w:val="Default Paragraph Font"/>
     <w:uiPriority w:val="1"/>
+    <w:semiHidden/>
     <w:unhideWhenUsed/>
   </w:style>
   <w:style w:type="table" w:default="1" w:styleId="TableNormal">
